--- a/doc_tables/best_cats_nitroarene_MeOH.docx
+++ b/doc_tables/best_cats_nitroarene_MeOH.docx
@@ -392,6 +392,88 @@
           </w:tcPr>
           <w:p>
             <w:r>
+              <w:t>Pt</w:t>
+            </w:r>
+          </w:p>
+        </w:tc>
+        <w:tc>
+          <w:tcPr>
+            <w:tcW w:type="dxa" w:w="1080"/>
+          </w:tcPr>
+          <w:p>
+            <w:r>
+              <w:t>1</w:t>
+            </w:r>
+          </w:p>
+        </w:tc>
+        <w:tc>
+          <w:tcPr>
+            <w:tcW w:type="dxa" w:w="1080"/>
+          </w:tcPr>
+          <w:p>
+            <w:r>
+              <w:t>(48/150.0°C/NaOH/5 wt.% Pt/C/oxygen/10.1021/acs.joc.2c02657/nan)</w:t>
+            </w:r>
+          </w:p>
+        </w:tc>
+        <w:tc>
+          <w:tcPr>
+            <w:tcW w:type="dxa" w:w="1080"/>
+          </w:tcPr>
+          <w:p>
+            <w:r>
+              <w:t>(48/150.0°C/NaOH/5 wt.% Pt/C/oxygen/10.1021/acs.joc.2c02657/nan)</w:t>
+            </w:r>
+          </w:p>
+        </w:tc>
+        <w:tc>
+          <w:tcPr>
+            <w:tcW w:type="dxa" w:w="1080"/>
+          </w:tcPr>
+          <w:p>
+            <w:r>
+              <w:t>(48/150.0°C/NaOH/5 wt.% Pt/C/oxygen/10.1021/acs.joc.2c02657/nan)</w:t>
+            </w:r>
+          </w:p>
+        </w:tc>
+        <w:tc>
+          <w:tcPr>
+            <w:tcW w:type="dxa" w:w="1080"/>
+          </w:tcPr>
+          <w:p>
+            <w:r>
+              <w:t>no data</w:t>
+            </w:r>
+          </w:p>
+        </w:tc>
+        <w:tc>
+          <w:tcPr>
+            <w:tcW w:type="dxa" w:w="1080"/>
+          </w:tcPr>
+          <w:p>
+            <w:r>
+              <w:t>no data</w:t>
+            </w:r>
+          </w:p>
+        </w:tc>
+        <w:tc>
+          <w:tcPr>
+            <w:tcW w:type="dxa" w:w="1080"/>
+          </w:tcPr>
+          <w:p>
+            <w:r>
+              <w:t>['NaOH']</w:t>
+            </w:r>
+          </w:p>
+        </w:tc>
+      </w:tr>
+      <w:tr>
+        <w:tc>
+          <w:tcPr>
+            <w:tcW w:type="dxa" w:w="1080"/>
+          </w:tcPr>
+          <w:p>
+            <w:r>
               <w:t>Mn</w:t>
             </w:r>
           </w:p>
@@ -463,88 +545,6 @@
           <w:p>
             <w:r>
               <w:t>['Cs2CO3']</w:t>
-            </w:r>
-          </w:p>
-        </w:tc>
-      </w:tr>
-      <w:tr>
-        <w:tc>
-          <w:tcPr>
-            <w:tcW w:type="dxa" w:w="1080"/>
-          </w:tcPr>
-          <w:p>
-            <w:r>
-              <w:t>Pt</w:t>
-            </w:r>
-          </w:p>
-        </w:tc>
-        <w:tc>
-          <w:tcPr>
-            <w:tcW w:type="dxa" w:w="1080"/>
-          </w:tcPr>
-          <w:p>
-            <w:r>
-              <w:t>1</w:t>
-            </w:r>
-          </w:p>
-        </w:tc>
-        <w:tc>
-          <w:tcPr>
-            <w:tcW w:type="dxa" w:w="1080"/>
-          </w:tcPr>
-          <w:p>
-            <w:r>
-              <w:t>(48/150.0°C/NaOH/5 wt.% Pt/C/oxygen/10.1021/acs.joc.2c02657/nan)</w:t>
-            </w:r>
-          </w:p>
-        </w:tc>
-        <w:tc>
-          <w:tcPr>
-            <w:tcW w:type="dxa" w:w="1080"/>
-          </w:tcPr>
-          <w:p>
-            <w:r>
-              <w:t>(48/150.0°C/NaOH/5 wt.% Pt/C/oxygen/10.1021/acs.joc.2c02657/nan)</w:t>
-            </w:r>
-          </w:p>
-        </w:tc>
-        <w:tc>
-          <w:tcPr>
-            <w:tcW w:type="dxa" w:w="1080"/>
-          </w:tcPr>
-          <w:p>
-            <w:r>
-              <w:t>(48/150.0°C/NaOH/5 wt.% Pt/C/oxygen/10.1021/acs.joc.2c02657/nan)</w:t>
-            </w:r>
-          </w:p>
-        </w:tc>
-        <w:tc>
-          <w:tcPr>
-            <w:tcW w:type="dxa" w:w="1080"/>
-          </w:tcPr>
-          <w:p>
-            <w:r>
-              <w:t>no data</w:t>
-            </w:r>
-          </w:p>
-        </w:tc>
-        <w:tc>
-          <w:tcPr>
-            <w:tcW w:type="dxa" w:w="1080"/>
-          </w:tcPr>
-          <w:p>
-            <w:r>
-              <w:t>no data</w:t>
-            </w:r>
-          </w:p>
-        </w:tc>
-        <w:tc>
-          <w:tcPr>
-            <w:tcW w:type="dxa" w:w="1080"/>
-          </w:tcPr>
-          <w:p>
-            <w:r>
-              <w:t>['NaOH']</w:t>
             </w:r>
           </w:p>
         </w:tc>

--- a/doc_tables/best_cats_nitroarene_MeOH.docx
+++ b/doc_tables/best_cats_nitroarene_MeOH.docx
@@ -228,6 +228,88 @@
           </w:tcPr>
           <w:p>
             <w:r>
+              <w:t>Ir</w:t>
+            </w:r>
+          </w:p>
+        </w:tc>
+        <w:tc>
+          <w:tcPr>
+            <w:tcW w:type="dxa" w:w="1080"/>
+          </w:tcPr>
+          <w:p>
+            <w:r>
+              <w:t>2</w:t>
+            </w:r>
+          </w:p>
+        </w:tc>
+        <w:tc>
+          <w:tcPr>
+            <w:tcW w:type="dxa" w:w="1080"/>
+          </w:tcPr>
+          <w:p>
+            <w:r>
+              <w:t>(140/190.0°C/tBuOK/Ir@YSMCNs/Air/10.1002/ajoc.201900140/nan)</w:t>
+            </w:r>
+          </w:p>
+        </w:tc>
+        <w:tc>
+          <w:tcPr>
+            <w:tcW w:type="dxa" w:w="1080"/>
+          </w:tcPr>
+          <w:p>
+            <w:r>
+              <w:t>(140/190.0°C/tBuOK/Ir@YSMCNs/Air/10.1002/ajoc.201900140/nan)</w:t>
+            </w:r>
+          </w:p>
+        </w:tc>
+        <w:tc>
+          <w:tcPr>
+            <w:tcW w:type="dxa" w:w="1080"/>
+          </w:tcPr>
+          <w:p>
+            <w:r>
+              <w:t>(114/130.0°C/K2CO3/Cp*Ir(N^N)Cl2/inert/10.1021/acs.joc.1c02625/nan)</w:t>
+            </w:r>
+          </w:p>
+        </w:tc>
+        <w:tc>
+          <w:tcPr>
+            <w:tcW w:type="dxa" w:w="1080"/>
+          </w:tcPr>
+          <w:p>
+            <w:r>
+              <w:t>no data</w:t>
+            </w:r>
+          </w:p>
+        </w:tc>
+        <w:tc>
+          <w:tcPr>
+            <w:tcW w:type="dxa" w:w="1080"/>
+          </w:tcPr>
+          <w:p>
+            <w:r>
+              <w:t>no data</w:t>
+            </w:r>
+          </w:p>
+        </w:tc>
+        <w:tc>
+          <w:tcPr>
+            <w:tcW w:type="dxa" w:w="1080"/>
+          </w:tcPr>
+          <w:p>
+            <w:r>
+              <w:t>['tBuOK', 'K2CO3']</w:t>
+            </w:r>
+          </w:p>
+        </w:tc>
+      </w:tr>
+      <w:tr>
+        <w:tc>
+          <w:tcPr>
+            <w:tcW w:type="dxa" w:w="1080"/>
+          </w:tcPr>
+          <w:p>
+            <w:r>
               <w:t>Pd</w:t>
             </w:r>
           </w:p>
@@ -299,88 +381,6 @@
           <w:p>
             <w:r>
               <w:t>['KOH', 'K3PO4', 'CsOH']</w:t>
-            </w:r>
-          </w:p>
-        </w:tc>
-      </w:tr>
-      <w:tr>
-        <w:tc>
-          <w:tcPr>
-            <w:tcW w:type="dxa" w:w="1080"/>
-          </w:tcPr>
-          <w:p>
-            <w:r>
-              <w:t>Ir</w:t>
-            </w:r>
-          </w:p>
-        </w:tc>
-        <w:tc>
-          <w:tcPr>
-            <w:tcW w:type="dxa" w:w="1080"/>
-          </w:tcPr>
-          <w:p>
-            <w:r>
-              <w:t>2</w:t>
-            </w:r>
-          </w:p>
-        </w:tc>
-        <w:tc>
-          <w:tcPr>
-            <w:tcW w:type="dxa" w:w="1080"/>
-          </w:tcPr>
-          <w:p>
-            <w:r>
-              <w:t>(140/190.0°C/tBuOK/Ir@YSMCNs/Air/10.1002/ajoc.201900140/nan)</w:t>
-            </w:r>
-          </w:p>
-        </w:tc>
-        <w:tc>
-          <w:tcPr>
-            <w:tcW w:type="dxa" w:w="1080"/>
-          </w:tcPr>
-          <w:p>
-            <w:r>
-              <w:t>(140/190.0°C/tBuOK/Ir@YSMCNs/Air/10.1002/ajoc.201900140/nan)</w:t>
-            </w:r>
-          </w:p>
-        </w:tc>
-        <w:tc>
-          <w:tcPr>
-            <w:tcW w:type="dxa" w:w="1080"/>
-          </w:tcPr>
-          <w:p>
-            <w:r>
-              <w:t>(114/130.0°C/K2CO3/Cp*Ir(N^N)Cl2/inert/10.1021/acs.joc.1c02625/nan)</w:t>
-            </w:r>
-          </w:p>
-        </w:tc>
-        <w:tc>
-          <w:tcPr>
-            <w:tcW w:type="dxa" w:w="1080"/>
-          </w:tcPr>
-          <w:p>
-            <w:r>
-              <w:t>no data</w:t>
-            </w:r>
-          </w:p>
-        </w:tc>
-        <w:tc>
-          <w:tcPr>
-            <w:tcW w:type="dxa" w:w="1080"/>
-          </w:tcPr>
-          <w:p>
-            <w:r>
-              <w:t>no data</w:t>
-            </w:r>
-          </w:p>
-        </w:tc>
-        <w:tc>
-          <w:tcPr>
-            <w:tcW w:type="dxa" w:w="1080"/>
-          </w:tcPr>
-          <w:p>
-            <w:r>
-              <w:t>['tBuOK', 'K2CO3']</w:t>
             </w:r>
           </w:p>
         </w:tc>

--- a/doc_tables/best_cats_nitroarene_MeOH.docx
+++ b/doc_tables/best_cats_nitroarene_MeOH.docx
@@ -228,6 +228,88 @@
           </w:tcPr>
           <w:p>
             <w:r>
+              <w:t>Pd</w:t>
+            </w:r>
+          </w:p>
+        </w:tc>
+        <w:tc>
+          <w:tcPr>
+            <w:tcW w:type="dxa" w:w="1080"/>
+          </w:tcPr>
+          <w:p>
+            <w:r>
+              <w:t>2</w:t>
+            </w:r>
+          </w:p>
+        </w:tc>
+        <w:tc>
+          <w:tcPr>
+            <w:tcW w:type="dxa" w:w="1080"/>
+          </w:tcPr>
+          <w:p>
+            <w:r>
+              <w:t>(85/110.0°C/KOH/Pd(OAc)2/inert/10.1002/anie.201814146/nan)</w:t>
+            </w:r>
+          </w:p>
+        </w:tc>
+        <w:tc>
+          <w:tcPr>
+            <w:tcW w:type="dxa" w:w="1080"/>
+          </w:tcPr>
+          <w:p>
+            <w:r>
+              <w:t>(85/110.0°C/KOH/Pd(OAc)2/inert/10.1002/anie.201814146/nan)</w:t>
+            </w:r>
+          </w:p>
+        </w:tc>
+        <w:tc>
+          <w:tcPr>
+            <w:tcW w:type="dxa" w:w="1080"/>
+          </w:tcPr>
+          <w:p>
+            <w:r>
+              <w:t>(82/80.0°C/KOH/Pd(OAc)2/inert/10.1002/anie.201814146/nan)</w:t>
+            </w:r>
+          </w:p>
+        </w:tc>
+        <w:tc>
+          <w:tcPr>
+            <w:tcW w:type="dxa" w:w="1080"/>
+          </w:tcPr>
+          <w:p>
+            <w:r>
+              <w:t>no data</w:t>
+            </w:r>
+          </w:p>
+        </w:tc>
+        <w:tc>
+          <w:tcPr>
+            <w:tcW w:type="dxa" w:w="1080"/>
+          </w:tcPr>
+          <w:p>
+            <w:r>
+              <w:t>no data</w:t>
+            </w:r>
+          </w:p>
+        </w:tc>
+        <w:tc>
+          <w:tcPr>
+            <w:tcW w:type="dxa" w:w="1080"/>
+          </w:tcPr>
+          <w:p>
+            <w:r>
+              <w:t>['KOH', 'K3PO4', 'CsOH']</w:t>
+            </w:r>
+          </w:p>
+        </w:tc>
+      </w:tr>
+      <w:tr>
+        <w:tc>
+          <w:tcPr>
+            <w:tcW w:type="dxa" w:w="1080"/>
+          </w:tcPr>
+          <w:p>
+            <w:r>
               <w:t>Ir</w:t>
             </w:r>
           </w:p>
@@ -310,7 +392,7 @@
           </w:tcPr>
           <w:p>
             <w:r>
-              <w:t>Pd</w:t>
+              <w:t>Mn</w:t>
             </w:r>
           </w:p>
         </w:tc>
@@ -320,7 +402,7 @@
           </w:tcPr>
           <w:p>
             <w:r>
-              <w:t>2</w:t>
+              <w:t>1</w:t>
             </w:r>
           </w:p>
         </w:tc>
@@ -330,7 +412,7 @@
           </w:tcPr>
           <w:p>
             <w:r>
-              <w:t>(85/110.0°C/KOH/Pd(OAc)2/inert/10.1002/anie.201814146/nan)</w:t>
+              <w:t>(48/150.0°C/Cs2CO3/Mn_1/inert/10.1021/acs.orglett.2c03595/nan)</w:t>
             </w:r>
           </w:p>
         </w:tc>
@@ -340,7 +422,7 @@
           </w:tcPr>
           <w:p>
             <w:r>
-              <w:t>(85/110.0°C/KOH/Pd(OAc)2/inert/10.1002/anie.201814146/nan)</w:t>
+              <w:t>(48/150.0°C/Cs2CO3/Mn_1/inert/10.1021/acs.orglett.2c03595/nan)</w:t>
             </w:r>
           </w:p>
         </w:tc>
@@ -350,7 +432,7 @@
           </w:tcPr>
           <w:p>
             <w:r>
-              <w:t>(82/80.0°C/KOH/Pd(OAc)2/inert/10.1002/anie.201814146/nan)</w:t>
+              <w:t>(24/140.0°C/Cs2CO3/MnBr(CO)5/Ar/10.1021/acs.orglett.2c03595/nan)</w:t>
             </w:r>
           </w:p>
         </w:tc>
@@ -380,7 +462,7 @@
           </w:tcPr>
           <w:p>
             <w:r>
-              <w:t>['KOH', 'K3PO4', 'CsOH']</w:t>
+              <w:t>['Cs2CO3']</w:t>
             </w:r>
           </w:p>
         </w:tc>
@@ -463,88 +545,6 @@
           <w:p>
             <w:r>
               <w:t>['NaOH']</w:t>
-            </w:r>
-          </w:p>
-        </w:tc>
-      </w:tr>
-      <w:tr>
-        <w:tc>
-          <w:tcPr>
-            <w:tcW w:type="dxa" w:w="1080"/>
-          </w:tcPr>
-          <w:p>
-            <w:r>
-              <w:t>Mn</w:t>
-            </w:r>
-          </w:p>
-        </w:tc>
-        <w:tc>
-          <w:tcPr>
-            <w:tcW w:type="dxa" w:w="1080"/>
-          </w:tcPr>
-          <w:p>
-            <w:r>
-              <w:t>1</w:t>
-            </w:r>
-          </w:p>
-        </w:tc>
-        <w:tc>
-          <w:tcPr>
-            <w:tcW w:type="dxa" w:w="1080"/>
-          </w:tcPr>
-          <w:p>
-            <w:r>
-              <w:t>(48/150.0°C/Cs2CO3/Mn_1/inert/10.1021/acs.orglett.2c03595/nan)</w:t>
-            </w:r>
-          </w:p>
-        </w:tc>
-        <w:tc>
-          <w:tcPr>
-            <w:tcW w:type="dxa" w:w="1080"/>
-          </w:tcPr>
-          <w:p>
-            <w:r>
-              <w:t>(48/150.0°C/Cs2CO3/Mn_1/inert/10.1021/acs.orglett.2c03595/nan)</w:t>
-            </w:r>
-          </w:p>
-        </w:tc>
-        <w:tc>
-          <w:tcPr>
-            <w:tcW w:type="dxa" w:w="1080"/>
-          </w:tcPr>
-          <w:p>
-            <w:r>
-              <w:t>(24/140.0°C/Cs2CO3/MnBr(CO)5/Ar/10.1021/acs.orglett.2c03595/nan)</w:t>
-            </w:r>
-          </w:p>
-        </w:tc>
-        <w:tc>
-          <w:tcPr>
-            <w:tcW w:type="dxa" w:w="1080"/>
-          </w:tcPr>
-          <w:p>
-            <w:r>
-              <w:t>no data</w:t>
-            </w:r>
-          </w:p>
-        </w:tc>
-        <w:tc>
-          <w:tcPr>
-            <w:tcW w:type="dxa" w:w="1080"/>
-          </w:tcPr>
-          <w:p>
-            <w:r>
-              <w:t>no data</w:t>
-            </w:r>
-          </w:p>
-        </w:tc>
-        <w:tc>
-          <w:tcPr>
-            <w:tcW w:type="dxa" w:w="1080"/>
-          </w:tcPr>
-          <w:p>
-            <w:r>
-              <w:t>['Cs2CO3']</w:t>
             </w:r>
           </w:p>
         </w:tc>

--- a/doc_tables/best_cats_nitroarene_MeOH.docx
+++ b/doc_tables/best_cats_nitroarene_MeOH.docx
@@ -228,6 +228,88 @@
           </w:tcPr>
           <w:p>
             <w:r>
+              <w:t>Ir</w:t>
+            </w:r>
+          </w:p>
+        </w:tc>
+        <w:tc>
+          <w:tcPr>
+            <w:tcW w:type="dxa" w:w="1080"/>
+          </w:tcPr>
+          <w:p>
+            <w:r>
+              <w:t>2</w:t>
+            </w:r>
+          </w:p>
+        </w:tc>
+        <w:tc>
+          <w:tcPr>
+            <w:tcW w:type="dxa" w:w="1080"/>
+          </w:tcPr>
+          <w:p>
+            <w:r>
+              <w:t>(140/190.0°C/tBuOK/Ir@YSMCNs/Air/10.1002/ajoc.201900140/nan)</w:t>
+            </w:r>
+          </w:p>
+        </w:tc>
+        <w:tc>
+          <w:tcPr>
+            <w:tcW w:type="dxa" w:w="1080"/>
+          </w:tcPr>
+          <w:p>
+            <w:r>
+              <w:t>(140/190.0°C/tBuOK/Ir@YSMCNs/Air/10.1002/ajoc.201900140/nan)</w:t>
+            </w:r>
+          </w:p>
+        </w:tc>
+        <w:tc>
+          <w:tcPr>
+            <w:tcW w:type="dxa" w:w="1080"/>
+          </w:tcPr>
+          <w:p>
+            <w:r>
+              <w:t>(114/130.0°C/K2CO3/Cp*Ir(N^N)Cl2/inert/10.1021/acs.joc.1c02625/nan)</w:t>
+            </w:r>
+          </w:p>
+        </w:tc>
+        <w:tc>
+          <w:tcPr>
+            <w:tcW w:type="dxa" w:w="1080"/>
+          </w:tcPr>
+          <w:p>
+            <w:r>
+              <w:t>no data</w:t>
+            </w:r>
+          </w:p>
+        </w:tc>
+        <w:tc>
+          <w:tcPr>
+            <w:tcW w:type="dxa" w:w="1080"/>
+          </w:tcPr>
+          <w:p>
+            <w:r>
+              <w:t>no data</w:t>
+            </w:r>
+          </w:p>
+        </w:tc>
+        <w:tc>
+          <w:tcPr>
+            <w:tcW w:type="dxa" w:w="1080"/>
+          </w:tcPr>
+          <w:p>
+            <w:r>
+              <w:t>['tBuOK', 'K2CO3']</w:t>
+            </w:r>
+          </w:p>
+        </w:tc>
+      </w:tr>
+      <w:tr>
+        <w:tc>
+          <w:tcPr>
+            <w:tcW w:type="dxa" w:w="1080"/>
+          </w:tcPr>
+          <w:p>
+            <w:r>
               <w:t>Pd</w:t>
             </w:r>
           </w:p>
@@ -310,7 +392,7 @@
           </w:tcPr>
           <w:p>
             <w:r>
-              <w:t>Ir</w:t>
+              <w:t>Pt</w:t>
             </w:r>
           </w:p>
         </w:tc>
@@ -320,7 +402,7 @@
           </w:tcPr>
           <w:p>
             <w:r>
-              <w:t>2</w:t>
+              <w:t>1</w:t>
             </w:r>
           </w:p>
         </w:tc>
@@ -330,7 +412,7 @@
           </w:tcPr>
           <w:p>
             <w:r>
-              <w:t>(140/190.0°C/tBuOK/Ir@YSMCNs/Air/10.1002/ajoc.201900140/nan)</w:t>
+              <w:t>(48/150.0°C/NaOH/5 wt.% Pt/C/oxygen/10.1021/acs.joc.2c02657/nan)</w:t>
             </w:r>
           </w:p>
         </w:tc>
@@ -340,7 +422,7 @@
           </w:tcPr>
           <w:p>
             <w:r>
-              <w:t>(140/190.0°C/tBuOK/Ir@YSMCNs/Air/10.1002/ajoc.201900140/nan)</w:t>
+              <w:t>(48/150.0°C/NaOH/5 wt.% Pt/C/oxygen/10.1021/acs.joc.2c02657/nan)</w:t>
             </w:r>
           </w:p>
         </w:tc>
@@ -350,7 +432,7 @@
           </w:tcPr>
           <w:p>
             <w:r>
-              <w:t>(114/130.0°C/K2CO3/Cp*Ir(N^N)Cl2/inert/10.1021/acs.joc.1c02625/nan)</w:t>
+              <w:t>(48/150.0°C/NaOH/5 wt.% Pt/C/oxygen/10.1021/acs.joc.2c02657/nan)</w:t>
             </w:r>
           </w:p>
         </w:tc>
@@ -380,7 +462,7 @@
           </w:tcPr>
           <w:p>
             <w:r>
-              <w:t>['tBuOK', 'K2CO3']</w:t>
+              <w:t>['NaOH']</w:t>
             </w:r>
           </w:p>
         </w:tc>
@@ -463,88 +545,6 @@
           <w:p>
             <w:r>
               <w:t>['Cs2CO3']</w:t>
-            </w:r>
-          </w:p>
-        </w:tc>
-      </w:tr>
-      <w:tr>
-        <w:tc>
-          <w:tcPr>
-            <w:tcW w:type="dxa" w:w="1080"/>
-          </w:tcPr>
-          <w:p>
-            <w:r>
-              <w:t>Pt</w:t>
-            </w:r>
-          </w:p>
-        </w:tc>
-        <w:tc>
-          <w:tcPr>
-            <w:tcW w:type="dxa" w:w="1080"/>
-          </w:tcPr>
-          <w:p>
-            <w:r>
-              <w:t>1</w:t>
-            </w:r>
-          </w:p>
-        </w:tc>
-        <w:tc>
-          <w:tcPr>
-            <w:tcW w:type="dxa" w:w="1080"/>
-          </w:tcPr>
-          <w:p>
-            <w:r>
-              <w:t>(48/150.0°C/NaOH/5 wt.% Pt/C/oxygen/10.1021/acs.joc.2c02657/nan)</w:t>
-            </w:r>
-          </w:p>
-        </w:tc>
-        <w:tc>
-          <w:tcPr>
-            <w:tcW w:type="dxa" w:w="1080"/>
-          </w:tcPr>
-          <w:p>
-            <w:r>
-              <w:t>(48/150.0°C/NaOH/5 wt.% Pt/C/oxygen/10.1021/acs.joc.2c02657/nan)</w:t>
-            </w:r>
-          </w:p>
-        </w:tc>
-        <w:tc>
-          <w:tcPr>
-            <w:tcW w:type="dxa" w:w="1080"/>
-          </w:tcPr>
-          <w:p>
-            <w:r>
-              <w:t>(48/150.0°C/NaOH/5 wt.% Pt/C/oxygen/10.1021/acs.joc.2c02657/nan)</w:t>
-            </w:r>
-          </w:p>
-        </w:tc>
-        <w:tc>
-          <w:tcPr>
-            <w:tcW w:type="dxa" w:w="1080"/>
-          </w:tcPr>
-          <w:p>
-            <w:r>
-              <w:t>no data</w:t>
-            </w:r>
-          </w:p>
-        </w:tc>
-        <w:tc>
-          <w:tcPr>
-            <w:tcW w:type="dxa" w:w="1080"/>
-          </w:tcPr>
-          <w:p>
-            <w:r>
-              <w:t>no data</w:t>
-            </w:r>
-          </w:p>
-        </w:tc>
-        <w:tc>
-          <w:tcPr>
-            <w:tcW w:type="dxa" w:w="1080"/>
-          </w:tcPr>
-          <w:p>
-            <w:r>
-              <w:t>['NaOH']</w:t>
             </w:r>
           </w:p>
         </w:tc>
